--- a/testakten/insolvenzforderungsanmeldungspruefung-phoenix-solar/10_anmeldung_vermieter_miete_schaden.docx
+++ b/testakten/insolvenzforderungsanmeldungspruefung-phoenix-solar/10_anmeldung_vermieter_miete_schaden.docx
@@ -5,58 +5,88 @@
     <w:p>
       <w:pPr>
         <w:pStyle w:val="Heading1"/>
+        <w:spacing w:after="160" w:line="259" w:lineRule="auto"/>
       </w:pPr>
       <w:r>
         <w:rPr>
           <w:rFonts w:ascii="Times New Roman" w:hAnsi="Times New Roman"/>
+          <w:b/>
+          <w:sz w:val="28"/>
         </w:rPr>
         <w:t>Forderungsanmeldung – Gewerbepark Babelsberg GmbH (Miete und Schadensersatz)</w:t>
       </w:r>
     </w:p>
     <w:p>
       <w:pPr>
+        <w:spacing w:before="120" w:after="60" w:line="259" w:lineRule="auto"/>
         <w:jc w:val="left"/>
       </w:pPr>
       <w:r>
         <w:rPr>
-          <w:b/>
+          <w:rFonts w:ascii="Times New Roman" w:hAnsi="Times New Roman"/>
+          <w:b w:val="0"/>
+          <w:i w:val="0"/>
+          <w:sz w:val="22"/>
         </w:rPr>
         <w:t>Aktenzeichen:</w:t>
       </w:r>
       <w:r>
+        <w:rPr>
+          <w:rFonts w:ascii="Times New Roman" w:hAnsi="Times New Roman"/>
+          <w:b w:val="0"/>
+          <w:i w:val="0"/>
+          <w:sz w:val="22"/>
+        </w:rPr>
         <w:t xml:space="preserve"> 35 IN 417/26</w:t>
       </w:r>
     </w:p>
     <w:p>
       <w:pPr>
+        <w:spacing w:before="120" w:after="60" w:line="259" w:lineRule="auto"/>
         <w:jc w:val="left"/>
       </w:pPr>
       <w:r>
         <w:rPr>
+          <w:rFonts w:ascii="Times New Roman" w:hAnsi="Times New Roman"/>
           <w:b/>
+          <w:sz w:val="22"/>
         </w:rPr>
         <w:t>Gläubiger-ID (intern):</w:t>
       </w:r>
       <w:r>
+        <w:rPr>
+          <w:rFonts w:ascii="Times New Roman" w:hAnsi="Times New Roman"/>
+          <w:b/>
+          <w:sz w:val="22"/>
+        </w:rPr>
         <w:t xml:space="preserve"> G007</w:t>
       </w:r>
     </w:p>
     <w:p>
       <w:pPr>
+        <w:spacing w:before="120" w:after="60" w:line="259" w:lineRule="auto"/>
         <w:jc w:val="left"/>
       </w:pPr>
       <w:r>
         <w:rPr>
+          <w:rFonts w:ascii="Times New Roman" w:hAnsi="Times New Roman"/>
           <w:b/>
+          <w:sz w:val="22"/>
         </w:rPr>
         <w:t>Eingang:</w:t>
       </w:r>
       <w:r>
+        <w:rPr>
+          <w:rFonts w:ascii="Times New Roman" w:hAnsi="Times New Roman"/>
+          <w:b/>
+          <w:sz w:val="22"/>
+        </w:rPr>
         <w:t xml:space="preserve"> 15. Mai 2026 (E-Mail)</w:t>
       </w:r>
     </w:p>
     <w:p>
       <w:pPr>
+        <w:spacing w:line="259" w:lineRule="auto" w:after="60"/>
         <w:jc w:val="left"/>
       </w:pPr>
       <w:r>
@@ -69,14 +99,21 @@
         <w:t xml:space="preserve"> Gemischte Anmeldung: Insolvenzforderung (§ 38 InsO, April-Miete anteilig), Masseverbindlichkeit (§ 55 InsO, Mai/Juni), Schadensersatz (§ 38 oder § 55, strittig)</w:t>
       </w:r>
     </w:p>
-    <w:p/>
+    <w:p>
+      <w:pPr>
+        <w:spacing w:line="259" w:lineRule="auto" w:after="60"/>
+      </w:pPr>
+    </w:p>
     <w:p>
       <w:pPr>
         <w:pStyle w:val="Heading2"/>
+        <w:spacing w:before="120" w:after="60" w:line="259" w:lineRule="auto"/>
       </w:pPr>
       <w:r>
         <w:rPr>
           <w:rFonts w:ascii="Times New Roman" w:hAnsi="Times New Roman"/>
+          <w:b/>
+          <w:sz w:val="22"/>
         </w:rPr>
         <w:t>Rubrum</w:t>
       </w:r>
@@ -310,10 +347,15 @@
         </w:tc>
       </w:tr>
     </w:tbl>
-    <w:p/>
+    <w:p>
+      <w:pPr>
+        <w:spacing w:line="259" w:lineRule="auto" w:after="60"/>
+      </w:pPr>
+    </w:p>
     <w:p>
       <w:pPr>
         <w:pStyle w:val="Heading2"/>
+        <w:spacing w:line="259" w:lineRule="auto" w:after="60"/>
       </w:pPr>
       <w:r>
         <w:rPr>
@@ -751,10 +793,15 @@
         </w:tc>
       </w:tr>
     </w:tbl>
-    <w:p/>
+    <w:p>
+      <w:pPr>
+        <w:spacing w:line="259" w:lineRule="auto" w:after="60"/>
+      </w:pPr>
+    </w:p>
     <w:p>
       <w:pPr>
         <w:pStyle w:val="Heading2"/>
+        <w:spacing w:line="259" w:lineRule="auto" w:after="60"/>
       </w:pPr>
       <w:r>
         <w:rPr>
@@ -766,6 +813,7 @@
     <w:p>
       <w:pPr>
         <w:pStyle w:val="Heading3"/>
+        <w:spacing w:line="259" w:lineRule="auto" w:after="60"/>
       </w:pPr>
       <w:r>
         <w:rPr>
@@ -776,6 +824,7 @@
     </w:p>
     <w:p>
       <w:pPr>
+        <w:spacing w:line="259" w:lineRule="auto" w:after="60"/>
         <w:jc w:val="left"/>
       </w:pPr>
       <w:r>
@@ -793,6 +842,7 @@
     </w:p>
     <w:p>
       <w:pPr>
+        <w:spacing w:line="259" w:lineRule="auto" w:after="60"/>
         <w:jc w:val="left"/>
       </w:pPr>
       <w:r>
@@ -802,6 +852,7 @@
     <w:p>
       <w:pPr>
         <w:pStyle w:val="Heading3"/>
+        <w:spacing w:line="259" w:lineRule="auto" w:after="60"/>
       </w:pPr>
       <w:r>
         <w:rPr>
@@ -812,6 +863,7 @@
     </w:p>
     <w:p>
       <w:pPr>
+        <w:spacing w:line="259" w:lineRule="auto" w:after="60"/>
         <w:jc w:val="left"/>
       </w:pPr>
       <w:r>
@@ -827,6 +879,7 @@
     <w:p>
       <w:pPr>
         <w:pStyle w:val="ListBullet"/>
+        <w:spacing w:line="259" w:lineRule="auto" w:after="60"/>
       </w:pPr>
       <w:r>
         <w:t>Zeitraum 1.–29. April 2026 (29 Tage von 30): Insolvenzforderung gemäß § 38 InsO</w:t>
@@ -835,6 +888,7 @@
     <w:p>
       <w:pPr>
         <w:pStyle w:val="ListBullet"/>
+        <w:spacing w:line="259" w:lineRule="auto" w:after="60"/>
       </w:pPr>
       <w:r>
         <w:t xml:space="preserve">Anteil: 4.800,00 EUR × 29/30 = </w:t>
@@ -849,6 +903,7 @@
     <w:p>
       <w:pPr>
         <w:pStyle w:val="ListBullet"/>
+        <w:spacing w:line="259" w:lineRule="auto" w:after="60"/>
       </w:pPr>
       <w:r>
         <w:t>Zeitraum 30. April 2026 (anteilig ab Eröffnung, 1 Tag): Masseverbindlichkeit</w:t>
@@ -857,6 +912,7 @@
     <w:p>
       <w:pPr>
         <w:pStyle w:val="ListBullet"/>
+        <w:spacing w:line="259" w:lineRule="auto" w:after="60"/>
       </w:pPr>
       <w:r>
         <w:t xml:space="preserve">Anteil: 4.800,00 EUR × 1/30 = </w:t>
@@ -870,6 +926,7 @@
     </w:p>
     <w:p>
       <w:pPr>
+        <w:spacing w:line="259" w:lineRule="auto" w:after="60"/>
         <w:jc w:val="left"/>
       </w:pPr>
       <w:r>
@@ -893,6 +950,7 @@
     </w:p>
     <w:p>
       <w:pPr>
+        <w:spacing w:line="259" w:lineRule="auto" w:after="60"/>
         <w:jc w:val="left"/>
       </w:pPr>
       <w:r>
@@ -905,10 +963,15 @@
         <w:t xml:space="preserve"> Die Gewerbepark Babelsberg GmbH hat die gesamte Forderung als Insolvenzforderung angemeldet. Der Insolvenzverwalter wird die Anmeldung teilweise zurückweisen und die Mai/Juni-Miete als Masseverbindlichkeit anerkennen; eine gesonderte Nachricht an die Gläubigerin ist veranlasst.</w:t>
       </w:r>
     </w:p>
-    <w:p/>
+    <w:p>
+      <w:pPr>
+        <w:spacing w:line="259" w:lineRule="auto" w:after="60"/>
+      </w:pPr>
+    </w:p>
     <w:p>
       <w:pPr>
         <w:pStyle w:val="Heading2"/>
+        <w:spacing w:line="259" w:lineRule="auto" w:after="60"/>
       </w:pPr>
       <w:r>
         <w:rPr>
@@ -919,6 +982,7 @@
     </w:p>
     <w:p>
       <w:pPr>
+        <w:spacing w:line="259" w:lineRule="auto" w:after="60"/>
         <w:jc w:val="left"/>
       </w:pPr>
       <w:r>
@@ -936,6 +1000,7 @@
     </w:p>
     <w:p>
       <w:pPr>
+        <w:spacing w:line="259" w:lineRule="auto" w:after="60"/>
         <w:jc w:val="left"/>
       </w:pPr>
       <w:r>
@@ -948,6 +1013,7 @@
     <w:p>
       <w:pPr>
         <w:pStyle w:val="ListNumber"/>
+        <w:spacing w:line="259" w:lineRule="auto" w:after="60"/>
       </w:pPr>
       <w:r>
         <w:t>Es wurde kein Schadensgutachten oder Kostenvoranschlag vorgelegt.</w:t>
@@ -956,6 +1022,7 @@
     <w:p>
       <w:pPr>
         <w:pStyle w:val="ListNumber"/>
+        <w:spacing w:line="259" w:lineRule="auto" w:after="60"/>
       </w:pPr>
       <w:r>
         <w:t>Es gibt keinen schriftlichen Schadensbericht, keine Fotodokumentation.</w:t>
@@ -964,6 +1031,7 @@
     <w:p>
       <w:pPr>
         <w:pStyle w:val="ListNumber"/>
+        <w:spacing w:line="259" w:lineRule="auto" w:after="60"/>
       </w:pPr>
       <w:r>
         <w:t>Der geltend gemachte Betrag (5.400,00 EUR) ist nicht nachvollziehbar beziffert.</w:t>
@@ -972,6 +1040,7 @@
     <w:p>
       <w:pPr>
         <w:pStyle w:val="ListNumber"/>
+        <w:spacing w:line="259" w:lineRule="auto" w:after="60"/>
       </w:pPr>
       <w:r>
         <w:t>Es bleibt unklar, ob das Tor bereits repariert wurde und zu welchem tatsächlichen Kostenaufwand.</w:t>
@@ -979,6 +1048,7 @@
     </w:p>
     <w:p>
       <w:pPr>
+        <w:spacing w:line="259" w:lineRule="auto" w:after="60"/>
         <w:jc w:val="left"/>
       </w:pPr>
       <w:r>
@@ -990,6 +1060,7 @@
     </w:p>
     <w:p>
       <w:pPr>
+        <w:spacing w:line="259" w:lineRule="auto" w:after="60"/>
         <w:jc w:val="left"/>
       </w:pPr>
       <w:r>
@@ -998,6 +1069,7 @@
     </w:p>
     <w:p>
       <w:pPr>
+        <w:spacing w:line="259" w:lineRule="auto" w:after="60"/>
         <w:jc w:val="left"/>
       </w:pPr>
       <w:r>
@@ -1006,6 +1078,7 @@
     </w:p>
     <w:p>
       <w:pPr>
+        <w:spacing w:line="259" w:lineRule="auto" w:after="60"/>
         <w:jc w:val="left"/>
       </w:pPr>
       <w:r>
@@ -1014,6 +1087,7 @@
     </w:p>
     <w:p>
       <w:pPr>
+        <w:spacing w:line="259" w:lineRule="auto" w:after="60"/>
         <w:jc w:val="left"/>
       </w:pPr>
       <w:r>
@@ -1026,10 +1100,15 @@
         <w:t xml:space="preserve"> Der Insolvenzverwalter bestreitet die Schadensersatzforderung mangels Nachweis dem Grunde und der Höhe nach. Nachforderungsschreiben ist veranlasst.</w:t>
       </w:r>
     </w:p>
-    <w:p/>
+    <w:p>
+      <w:pPr>
+        <w:spacing w:line="259" w:lineRule="auto" w:after="60"/>
+      </w:pPr>
+    </w:p>
     <w:p>
       <w:pPr>
         <w:pStyle w:val="Heading2"/>
+        <w:spacing w:line="259" w:lineRule="auto" w:after="60"/>
       </w:pPr>
       <w:r>
         <w:rPr>
@@ -1550,16 +1629,22 @@
     </w:tbl>
     <w:p>
       <w:pPr>
+        <w:spacing w:line="259" w:lineRule="auto" w:after="60"/>
         <w:jc w:val="left"/>
       </w:pPr>
       <w:r>
         <w:t>Im Prüfungstermin am 25. Juni 2026 wurde die April-Miete anteilig als Insolvenzforderung festgestellt (4.640,00 EUR). Die Schadensersatzforderung wurde bestritten. RAin Berger hat für die Gläubigerin eine Klärungsfrist von 4 Wochen zur Vorlage von Belegen erbeten.</w:t>
       </w:r>
     </w:p>
-    <w:p/>
+    <w:p>
+      <w:pPr>
+        <w:spacing w:line="259" w:lineRule="auto" w:after="60"/>
+      </w:pPr>
+    </w:p>
     <w:p>
       <w:pPr>
         <w:pStyle w:val="Heading2"/>
+        <w:spacing w:line="259" w:lineRule="auto" w:after="60"/>
       </w:pPr>
       <w:r>
         <w:rPr>
@@ -1570,16 +1655,22 @@
     </w:p>
     <w:p>
       <w:pPr>
+        <w:spacing w:line="259" w:lineRule="auto" w:after="60"/>
         <w:jc w:val="left"/>
       </w:pPr>
       <w:r>
         <w:t>Der Insolvenzverwalter kündigte das Mietverhältnis mit Schreiben vom 8. Mai 2026 zum 30. Juni 2026 (Sonderkündigungsrecht gemäß § 109 InsO mit gesetzlicher Frist von 3 Monaten). Die Gewerbepark Babelsberg GmbH hat die Kündigung akzeptiert und das Objekt zum 30. Juni 2026 zurückerhalten. Eine Schlussinventur des Mietobjekts ist für den 1. Juli 2026 geplant.</w:t>
       </w:r>
     </w:p>
-    <w:p/>
+    <w:p>
+      <w:pPr>
+        <w:spacing w:line="259" w:lineRule="auto" w:after="60"/>
+      </w:pPr>
+    </w:p>
     <w:p>
       <w:pPr>
         <w:pStyle w:val="Heading2"/>
+        <w:spacing w:line="259" w:lineRule="auto" w:after="60"/>
       </w:pPr>
       <w:r>
         <w:rPr>
@@ -1591,6 +1682,7 @@
     <w:p>
       <w:pPr>
         <w:pStyle w:val="ListBullet"/>
+        <w:spacing w:line="259" w:lineRule="auto" w:after="60"/>
       </w:pPr>
       <w:r>
         <w:rPr>
@@ -1605,6 +1697,7 @@
     <w:p>
       <w:pPr>
         <w:pStyle w:val="ListBullet"/>
+        <w:spacing w:line="259" w:lineRule="auto" w:after="60"/>
       </w:pPr>
       <w:r>
         <w:rPr>
@@ -1619,6 +1712,7 @@
     <w:p>
       <w:pPr>
         <w:pStyle w:val="ListBullet"/>
+        <w:spacing w:line="259" w:lineRule="auto" w:after="60"/>
       </w:pPr>
       <w:r>
         <w:rPr>
@@ -1633,6 +1727,7 @@
     <w:p>
       <w:pPr>
         <w:pStyle w:val="ListBullet"/>
+        <w:spacing w:line="259" w:lineRule="auto" w:after="60"/>
       </w:pPr>
       <w:r>
         <w:rPr>
@@ -1645,13 +1740,58 @@
       </w:r>
     </w:p>
     <w:sectPr>
+      <w:headerReference w:type="default" r:id="rId9"/>
+      <w:footerReference w:type="default" r:id="rId10"/>
       <w:pgSz w:w="11906" w:h="16838"/>
-      <w:pgMar w:top="1417" w:right="1417" w:bottom="1417" w:left="1417" w:header="720" w:footer="720" w:gutter="0"/>
+      <w:pgMar w:top="1191" w:right="1247" w:bottom="1134" w:left="1361" w:header="720" w:footer="720" w:gutter="0"/>
       <w:cols w:space="720"/>
       <w:docGrid w:linePitch="360"/>
     </w:sectPr>
   </w:body>
 </w:document>
+</file>
+
+<file path=word/footer1.xml><?xml version="1.0" encoding="utf-8"?>
+<w:ftr xmlns:m="http://schemas.openxmlformats.org/officeDocument/2006/math" xmlns:mc="http://schemas.openxmlformats.org/markup-compatibility/2006" xmlns:mo="http://schemas.microsoft.com/office/mac/office/2008/main" xmlns:mv="urn:schemas-microsoft-com:mac:vml" xmlns:o="urn:schemas-microsoft-com:office:office" xmlns:r="http://schemas.openxmlformats.org/officeDocument/2006/relationships" xmlns:v="urn:schemas-microsoft-com:vml" xmlns:w10="urn:schemas-microsoft-com:office:word" xmlns:w14="http://schemas.microsoft.com/office/word/2010/wordml" xmlns:w="http://schemas.openxmlformats.org/wordprocessingml/2006/main" xmlns:wne="http://schemas.microsoft.com/office/word/2006/wordml" xmlns:wp14="http://schemas.microsoft.com/office/word/2010/wordprocessingDrawing" xmlns:wp="http://schemas.openxmlformats.org/drawingml/2006/wordprocessingDrawing" xmlns:wpc="http://schemas.microsoft.com/office/word/2010/wordprocessingCanvas" xmlns:wpg="http://schemas.microsoft.com/office/word/2010/wordprocessingGroup" xmlns:wpi="http://schemas.microsoft.com/office/word/2010/wordprocessingInk" xmlns:wps="http://schemas.microsoft.com/office/word/2010/wordprocessingShape" mc:Ignorable="w14 wp14">
+  <w:p>
+    <w:pPr>
+      <w:pStyle w:val="Footer"/>
+      <w:jc w:val="left"/>
+    </w:pPr>
+    <w:r/>
+    <w:r>
+      <w:rPr>
+        <w:rFonts w:ascii="Times New Roman" w:hAnsi="Times New Roman"/>
+        <w:b w:val="0"/>
+        <w:color w:val="777777"/>
+        <w:sz w:val="17"/>
+      </w:rPr>
+      <w:t>Vertraulich | Bearbeitungsstand Juli 2026 | nur zur Aktenbearbeitung</w:t>
+    </w:r>
+  </w:p>
+</w:ftr>
+</file>
+
+<file path=word/header1.xml><?xml version="1.0" encoding="utf-8"?>
+<w:hdr xmlns:m="http://schemas.openxmlformats.org/officeDocument/2006/math" xmlns:mc="http://schemas.openxmlformats.org/markup-compatibility/2006" xmlns:mo="http://schemas.microsoft.com/office/mac/office/2008/main" xmlns:mv="urn:schemas-microsoft-com:mac:vml" xmlns:o="urn:schemas-microsoft-com:office:office" xmlns:r="http://schemas.openxmlformats.org/officeDocument/2006/relationships" xmlns:v="urn:schemas-microsoft-com:vml" xmlns:w10="urn:schemas-microsoft-com:office:word" xmlns:w14="http://schemas.microsoft.com/office/word/2010/wordml" xmlns:w="http://schemas.openxmlformats.org/wordprocessingml/2006/main" xmlns:wne="http://schemas.microsoft.com/office/word/2006/wordml" xmlns:wp14="http://schemas.microsoft.com/office/word/2010/wordprocessingDrawing" xmlns:wp="http://schemas.openxmlformats.org/drawingml/2006/wordprocessingDrawing" xmlns:wpc="http://schemas.microsoft.com/office/word/2010/wordprocessingCanvas" xmlns:wpg="http://schemas.microsoft.com/office/word/2010/wordprocessingGroup" xmlns:wpi="http://schemas.microsoft.com/office/word/2010/wordprocessingInk" xmlns:wps="http://schemas.microsoft.com/office/word/2010/wordprocessingShape" mc:Ignorable="w14 wp14">
+  <w:p>
+    <w:pPr>
+      <w:pStyle w:val="Header"/>
+      <w:jc w:val="left"/>
+    </w:pPr>
+    <w:r/>
+    <w:r>
+      <w:rPr>
+        <w:rFonts w:ascii="Times New Roman" w:hAnsi="Times New Roman"/>
+        <w:b w:val="0"/>
+        <w:i w:val="0"/>
+        <w:color w:val="666666"/>
+        <w:sz w:val="17"/>
+      </w:rPr>
+      <w:t>Lindenhof und Partner mbB | Insolvenz- und Restrukturierungsakte | Bearbeitungsstand Juli 2026</w:t>
+    </w:r>
+  </w:p>
+</w:hdr>
 </file>
 
 <file path=word/numbering.xml><?xml version="1.0" encoding="utf-8"?>
@@ -2368,11 +2508,12 @@
       <w:contextualSpacing/>
     </w:pPr>
     <w:rPr>
-      <w:rFonts w:asciiTheme="majorHAnsi" w:eastAsiaTheme="majorEastAsia" w:hAnsiTheme="majorHAnsi" w:cstheme="majorBidi"/>
+      <w:rFonts w:asciiTheme="majorHAnsi" w:eastAsiaTheme="majorEastAsia" w:hAnsiTheme="majorHAnsi" w:cstheme="majorBidi" w:ascii="Times New Roman" w:hAnsi="Times New Roman"/>
+      <w:b/>
       <w:color w:val="17365D" w:themeColor="text2" w:themeShade="BF"/>
       <w:spacing w:val="5"/>
       <w:kern w:val="28"/>
-      <w:sz w:val="52"/>
+      <w:sz w:val="30"/>
       <w:szCs w:val="52"/>
     </w:rPr>
   </w:style>
